--- a/docs/lesson-plan.docx
+++ b/docs/lesson-plan.docx
@@ -12,12 +12,12 @@
     </w:p>
     <w:p>
       <w:r>
-        <w:t>22 October 2026 · Four hours · First semester with no programming or robotics background</w:t>
+        <w:t>22 October 2026 · Four hours · First semester · No coding or robotics prerequisites</w:t>
       </w:r>
     </w:p>
     <w:p>
       <w:r>
-        <w:t>Students work in pairs using a prepared Jupyter notebook. By the end they can change a value, predict and run a short program, describe how a sensor report affects a decision, and test a simulated sorting factory. Students do not install software or connect hardware. The optional physical demonstrations are instructor controlled; the complete learning route works offline in simulation.</w:t>
+        <w:t>Work in pairs. One partner predicts, one types; swap often. Every task follows predict, change one thing, run, check. Use the prepared local Jupyter notebook; no software installation during class. The complete lesson also works with offline controlled examples. Red goes left, blue goes right, everything else goes to reject.</w:t>
       </w:r>
     </w:p>
     <w:tbl>
@@ -45,7 +45,7 @@
               <w:rPr>
                 <w:sz w:val="16"/>
               </w:rPr>
-              <w:t>Elapsed time</w:t>
+              <w:t>Elapsed minutes</w:t>
             </w:r>
           </w:p>
         </w:tc>
@@ -99,7 +99,7 @@
               <w:rPr>
                 <w:sz w:val="16"/>
               </w:rPr>
-              <w:t>00:00–00:25</w:t>
+              <w:t>00–25</w:t>
             </w:r>
           </w:p>
         </w:tc>
@@ -125,7 +125,7 @@
               <w:rPr>
                 <w:sz w:val="16"/>
               </w:rPr>
-              <w:t>Introduction with eight slides</w:t>
+              <w:t>Introduction and notebook demonstration</w:t>
             </w:r>
           </w:p>
         </w:tc>
@@ -138,7 +138,7 @@
               <w:rPr>
                 <w:sz w:val="16"/>
               </w:rPr>
-              <w:t>Students identify sensing, deciding and acting</w:t>
+              <w:t>Identify sensor, decision, actuator and feedback</w:t>
             </w:r>
           </w:p>
         </w:tc>
@@ -153,7 +153,7 @@
               <w:rPr>
                 <w:sz w:val="16"/>
               </w:rPr>
-              <w:t>00:25–00:50</w:t>
+              <w:t>25–35</w:t>
             </w:r>
           </w:p>
         </w:tc>
@@ -166,7 +166,7 @@
               <w:rPr>
                 <w:sz w:val="16"/>
               </w:rPr>
-              <w:t>25 min</w:t>
+              <w:t>10 min</w:t>
             </w:r>
           </w:p>
         </w:tc>
@@ -179,7 +179,7 @@
               <w:rPr>
                 <w:sz w:val="16"/>
               </w:rPr>
-              <w:t>A First Python instructions</w:t>
+              <w:t>Blockly Maze levels 1–3</w:t>
             </w:r>
           </w:p>
         </w:tc>
@@ -192,7 +192,7 @@
               <w:rPr>
                 <w:sz w:val="16"/>
               </w:rPr>
-              <w:t>Change name, repeat count and color; explain output</w:t>
+              <w:t>Predict a sequence and fix one wrong step; levels 4–5 optional</w:t>
             </w:r>
           </w:p>
         </w:tc>
@@ -207,7 +207,7 @@
               <w:rPr>
                 <w:sz w:val="16"/>
               </w:rPr>
-              <w:t>00:50–01:25</w:t>
+              <w:t>35–65</w:t>
             </w:r>
           </w:p>
         </w:tc>
@@ -220,7 +220,7 @@
               <w:rPr>
                 <w:sz w:val="16"/>
               </w:rPr>
-              <w:t>35 min</w:t>
+              <w:t>30 min</w:t>
             </w:r>
           </w:p>
         </w:tc>
@@ -233,7 +233,7 @@
               <w:rPr>
                 <w:sz w:val="16"/>
               </w:rPr>
-              <w:t>B Camera observations</w:t>
+              <w:t>A Python names, repeats and decisions</w:t>
             </w:r>
           </w:p>
         </w:tc>
@@ -246,7 +246,7 @@
               <w:rPr>
                 <w:sz w:val="16"/>
               </w:rPr>
-              <w:t>Compare actual objects with reported labels; reject uncertainty</w:t>
+              <w:t>Change one value; distinguish = from ==</w:t>
             </w:r>
           </w:p>
         </w:tc>
@@ -261,7 +261,61 @@
               <w:rPr>
                 <w:sz w:val="16"/>
               </w:rPr>
-              <w:t>01:25–01:35</w:t>
+              <w:t>65–85</w:t>
+            </w:r>
+          </w:p>
+        </w:tc>
+        <w:tc>
+          <w:tcPr>
+            <w:tcW w:type="dxa" w:w="2459"/>
+          </w:tcPr>
+          <w:p>
+            <w:r>
+              <w:rPr>
+                <w:sz w:val="16"/>
+              </w:rPr>
+              <w:t>20 min</w:t>
+            </w:r>
+          </w:p>
+        </w:tc>
+        <w:tc>
+          <w:tcPr>
+            <w:tcW w:type="dxa" w:w="2459"/>
+          </w:tcPr>
+          <w:p>
+            <w:r>
+              <w:rPr>
+                <w:sz w:val="16"/>
+              </w:rPr>
+              <w:t>B Teachable Machine perception</w:t>
+            </w:r>
+          </w:p>
+        </w:tc>
+        <w:tc>
+          <w:tcPr>
+            <w:tcW w:type="dxa" w:w="2459"/>
+          </w:tcPr>
+          <w:p>
+            <w:r>
+              <w:rPr>
+                <w:sz w:val="16"/>
+              </w:rPr>
+              <w:t>Compare red, blue and background; test changed lighting or background</w:t>
+            </w:r>
+          </w:p>
+        </w:tc>
+      </w:tr>
+      <w:tr>
+        <w:tc>
+          <w:tcPr>
+            <w:tcW w:type="dxa" w:w="2459"/>
+          </w:tcPr>
+          <w:p>
+            <w:r>
+              <w:rPr>
+                <w:sz w:val="16"/>
+              </w:rPr>
+              <w:t>85–95</w:t>
             </w:r>
           </w:p>
         </w:tc>
@@ -300,7 +354,7 @@
               <w:rPr>
                 <w:sz w:val="16"/>
               </w:rPr>
-              <w:t>Save notebooks</w:t>
+              <w:t>Save and assign rotation groups</w:t>
             </w:r>
           </w:p>
         </w:tc>
@@ -315,7 +369,7 @@
               <w:rPr>
                 <w:sz w:val="16"/>
               </w:rPr>
-              <w:t>01:35–02:20</w:t>
+              <w:t>95–140</w:t>
             </w:r>
           </w:p>
         </w:tc>
@@ -341,7 +395,7 @@
               <w:rPr>
                 <w:sz w:val="16"/>
               </w:rPr>
-              <w:t>C Three rotations of 15 min</w:t>
+              <w:t>C Three stations of 15 min</w:t>
             </w:r>
           </w:p>
         </w:tc>
@@ -354,7 +408,7 @@
               <w:rPr>
                 <w:sz w:val="16"/>
               </w:rPr>
-              <w:t>Robot sequence, stop-before-pick, camera uncertainty</w:t>
+              <w:t>Robot and twin; camera and conveyor; virtual robot</w:t>
             </w:r>
           </w:p>
         </w:tc>
@@ -369,7 +423,7 @@
               <w:rPr>
                 <w:sz w:val="16"/>
               </w:rPr>
-              <w:t>02:20–03:05</w:t>
+              <w:t>140–190</w:t>
             </w:r>
           </w:p>
         </w:tc>
@@ -382,7 +436,7 @@
               <w:rPr>
                 <w:sz w:val="16"/>
               </w:rPr>
-              <w:t>45 min</w:t>
+              <w:t>50 min</w:t>
             </w:r>
           </w:p>
         </w:tc>
@@ -395,7 +449,7 @@
               <w:rPr>
                 <w:sz w:val="16"/>
               </w:rPr>
-              <w:t>D Integrated factory</w:t>
+              <w:t>D Complete sorting factory</w:t>
             </w:r>
           </w:p>
         </w:tc>
@@ -408,7 +462,7 @@
               <w:rPr>
                 <w:sz w:val="16"/>
               </w:rPr>
-              <w:t>Predict routes and baseline totals; change one rule</w:t>
+              <w:t>Trace stop, observe, decide, sort and compare routes and totals</w:t>
             </w:r>
           </w:p>
         </w:tc>
@@ -423,7 +477,7 @@
               <w:rPr>
                 <w:sz w:val="16"/>
               </w:rPr>
-              <w:t>03:05–03:45</w:t>
+              <w:t>190–225</w:t>
             </w:r>
           </w:p>
         </w:tc>
@@ -436,7 +490,7 @@
               <w:rPr>
                 <w:sz w:val="16"/>
               </w:rPr>
-              <w:t>40 min</w:t>
+              <w:t>35 min</w:t>
             </w:r>
           </w:p>
         </w:tc>
@@ -449,7 +503,7 @@
               <w:rPr>
                 <w:sz w:val="16"/>
               </w:rPr>
-              <w:t>E Independent challenges</w:t>
+              <w:t>E Challenges</w:t>
             </w:r>
           </w:p>
         </w:tc>
@@ -462,7 +516,7 @@
               <w:rPr>
                 <w:sz w:val="16"/>
               </w:rPr>
-              <w:t>Record two predictions and experimental results</w:t>
+              <w:t>Two predictions, one change per experiment, recorded evidence</w:t>
             </w:r>
           </w:p>
         </w:tc>
@@ -477,7 +531,7 @@
               <w:rPr>
                 <w:sz w:val="16"/>
               </w:rPr>
-              <w:t>03:45–04:00</w:t>
+              <w:t>225–240</w:t>
             </w:r>
           </w:p>
         </w:tc>
@@ -503,7 +557,7 @@
               <w:rPr>
                 <w:sz w:val="16"/>
               </w:rPr>
-              <w:t>Closing</w:t>
+              <w:t>Demos and reflection</w:t>
             </w:r>
           </w:p>
         </w:tc>
@@ -516,7 +570,7 @@
               <w:rPr>
                 <w:sz w:val="16"/>
               </w:rPr>
-              <w:t>Show a change, evidence, and a simulation limitation</w:t>
+              <w:t>Show one change, one result and one real-world limitation</w:t>
             </w:r>
           </w:p>
         </w:tc>
@@ -524,22 +578,17 @@
     </w:tbl>
     <w:p>
       <w:r>
-        <w:t>Exactly 240 minutes. Activity 02 robot runs inside its 15 minute rotation, not as an additional 20 minute lesson. Keep the order A then B then C then D even though the script filenames are numbered by topic.</w:t>
+        <w:t>Total 240 minutes including transitions. At each rotation use 2 minutes to explain, 9 to try, 3 to explain a result and 1 to save and rotate. Three groups rotate in opposite starting positions: group 1 robot → camera → virtual; group 2 camera → virtual → robot; group 3 virtual → robot → camera.</w:t>
       </w:r>
     </w:p>
     <w:p>
       <w:r>
-        <w:t xml:space="preserve">Use the notebook for substantial explanations and the one page worksheet for navigation and records. Do not teach a list of programming definitions before students see output. The instructor guide gives prompts, pacing and solutions. Student and instructor notebooks share their executable mission code with the four scripts; regenerate with </w:t>
+        <w:t>The robot station uses Robot_Candy_Factory_Live_SO101.ipynb. Its default data are invented DEMO examples. A separately launched LIVE mode reads existing ROS topics only; the instructor controls physical enable, mode and stop using the RViz operations panel. The virtual station uses the short command sequence in the student notebook. The camera station combines observation uncertainty with paper conveyor sequencing; only the instructor demonstrates qualified hardware.</w:t>
       </w:r>
+    </w:p>
+    <w:p>
       <w:r>
-        <w:rPr>
-          <w:rFonts w:ascii="DejaVu Sans Mono" w:hAnsi="DejaVu Sans Mono"/>
-          <w:sz w:val="18"/>
-        </w:rPr>
-        <w:t>python tools/build_notebooks.py</w:t>
-      </w:r>
-      <w:r>
-        <w:t xml:space="preserve"> after editing scripts.</w:t>
+        <w:t>Use the worksheet to record answers; use the student notebook for explanations. External sites and their offline alternatives are in workshop-resources.md. The handbook reproduces the notebook text and code; build_notebooks.py is its source generator. Integrated physical sorting remains subject to the station's commissioning and acceptance evidence, independently of the notebook tests.</w:t>
       </w:r>
     </w:p>
     <w:sectPr>

--- a/docs/lesson-plan.docx
+++ b/docs/lesson-plan.docx
@@ -588,6 +588,11 @@
     </w:p>
     <w:p>
       <w:r>
+        <w:t>For the 190–225 minute challenge, pairs can choose the offline Blockly factory or the notebook challenges. Start with simulation on every laptop. At the robot station, the instructor can demonstrate recording one fixed-jaw teleoperation stroke and replaying it through the existing robot controller. This replaces time within the challenge; it adds no extra lesson slot. A physical dispense/pick/place sequence additionally needs calibrated grip/release and qualified strokes. See the instructor Blockly guide.</w:t>
+      </w:r>
+    </w:p>
+    <w:p>
+      <w:r>
         <w:t>Use the worksheet to record answers; use the student notebook for explanations. External sites and their offline alternatives are in workshop-resources.md. The handbook reproduces the notebook text and code; build_notebooks.py is its source generator. Integrated physical sorting remains subject to the station's commissioning and acceptance evidence, independently of the notebook tests.</w:t>
       </w:r>
     </w:p>

--- a/docs/lesson-plan.docx
+++ b/docs/lesson-plan.docx
@@ -503,7 +503,7 @@
               <w:rPr>
                 <w:sz w:val="16"/>
               </w:rPr>
-              <w:t>E Challenges</w:t>
+              <w:t>E Challenges: Blockly automation or notebook</w:t>
             </w:r>
           </w:p>
         </w:tc>
@@ -516,7 +516,7 @@
               <w:rPr>
                 <w:sz w:val="16"/>
               </w:rPr>
-              <w:t>Two predictions, one change per experiment, recorded evidence</w:t>
+              <w:t>Build and test a rule or sequence; save and explain the evidence</w:t>
             </w:r>
           </w:p>
         </w:tc>
@@ -588,7 +588,7 @@
     </w:p>
     <w:p>
       <w:r>
-        <w:t>For the 190–225 minute challenge, pairs can choose the offline Blockly factory or the notebook challenges. Start with simulation on every laptop. At the robot station, the instructor can demonstrate recording one fixed-jaw teleoperation stroke and replaying it through the existing robot controller. This replaces time within the challenge; it adds no extra lesson slot. A physical dispense/pick/place sequence additionally needs calibrated grip/release and qualified strokes. See the instructor Blockly guide.</w:t>
+        <w:t>For the 190–225 minute challenge, pairs can choose the offline Blockly factory or the notebook challenges. The Blockly task is to predict and run, change the sequence, add color branches, then test unknown and save the result. Start in simulation on every laptop. During their supervised robot rotation or allocated challenge time, pairs can follow the physical automation milestones: teach a fixed-jaw stroke using the leader, record the follower, replay once, then add an approved EV3 action. This replaces time within those slots; it adds no extra lesson slot. Dispensing, jaw control and payload pick/place each require their own commissioning. See the instructor Blockly guide.</w:t>
       </w:r>
     </w:p>
     <w:p>

--- a/docs/lesson-plan.docx
+++ b/docs/lesson-plan.docx
@@ -7,17 +7,504 @@
         <w:pStyle w:val="Title"/>
       </w:pPr>
       <w:r>
-        <w:t>Sorting factory lesson plan</w:t>
+        <w:t>Beginner robot factory lesson plan</w:t>
       </w:r>
     </w:p>
     <w:p>
       <w:r>
-        <w:t>22 October 2026 · Four hours · First semester · No coding or robotics prerequisites</w:t>
+        <w:t>Build an offline robot factory from ordered instructions. Start with one fixed pickup fixture and one fixed destination. Pair roles: driver edits; observer predicts and checks; swap halfway. Only the instructor enables supervised hardware.</w:t>
       </w:r>
     </w:p>
     <w:p>
       <w:r>
-        <w:t>Work in pairs. One partner predicts, one types; swap often. Every task follows predict, change one thing, run, check. Use the prepared local Jupyter notebook; no software installation during class. The complete lesson also works with offline controlled examples. Red goes left, blue goes right, everything else goes to reject.</w:t>
+        <w:t>Simulation, paper, reports and measured physical outcomes are separate evidence. Never claim a grasp or placement from a command log alone. Unknown or stale observations require pause and inspection.</w:t>
+      </w:r>
+    </w:p>
+    <w:tbl>
+      <w:tblPr>
+        <w:tblStyle w:val="LightShading-Accent1"/>
+        <w:tblW w:type="auto" w:w="0"/>
+        <w:tblLook w:firstColumn="1" w:firstRow="1" w:lastColumn="0" w:lastRow="0" w:noHBand="0" w:noVBand="1" w:val="04A0"/>
+      </w:tblPr>
+      <w:tblGrid>
+        <w:gridCol w:w="3278"/>
+        <w:gridCol w:w="3278"/>
+        <w:gridCol w:w="3278"/>
+      </w:tblGrid>
+      <w:tr>
+        <w:trPr>
+          <w:tblHeader/>
+        </w:trPr>
+        <w:tc>
+          <w:tcPr>
+            <w:tcW w:type="dxa" w:w="3278"/>
+          </w:tcPr>
+          <w:p>
+            <w:r>
+              <w:rPr>
+                <w:sz w:val="16"/>
+              </w:rPr>
+              <w:t>Minutes</w:t>
+            </w:r>
+          </w:p>
+        </w:tc>
+        <w:tc>
+          <w:tcPr>
+            <w:tcW w:type="dxa" w:w="3278"/>
+          </w:tcPr>
+          <w:p>
+            <w:r>
+              <w:rPr>
+                <w:sz w:val="16"/>
+              </w:rPr>
+              <w:t>Duration</w:t>
+            </w:r>
+          </w:p>
+        </w:tc>
+        <w:tc>
+          <w:tcPr>
+            <w:tcW w:type="dxa" w:w="3278"/>
+          </w:tcPr>
+          <w:p>
+            <w:r>
+              <w:rPr>
+                <w:sz w:val="16"/>
+              </w:rPr>
+              <w:t>Session</w:t>
+            </w:r>
+          </w:p>
+        </w:tc>
+      </w:tr>
+      <w:tr>
+        <w:tc>
+          <w:tcPr>
+            <w:tcW w:type="dxa" w:w="3278"/>
+          </w:tcPr>
+          <w:p>
+            <w:r>
+              <w:rPr>
+                <w:sz w:val="16"/>
+              </w:rPr>
+              <w:t>0-20</w:t>
+            </w:r>
+          </w:p>
+        </w:tc>
+        <w:tc>
+          <w:tcPr>
+            <w:tcW w:type="dxa" w:w="3278"/>
+          </w:tcPr>
+          <w:p>
+            <w:r>
+              <w:rPr>
+                <w:sz w:val="16"/>
+              </w:rPr>
+              <w:t>20</w:t>
+            </w:r>
+          </w:p>
+        </w:tc>
+        <w:tc>
+          <w:tcPr>
+            <w:tcW w:type="dxa" w:w="3278"/>
+          </w:tcPr>
+          <w:p>
+            <w:r>
+              <w:rPr>
+                <w:sz w:val="16"/>
+              </w:rPr>
+              <w:t>Meet our factory</w:t>
+            </w:r>
+          </w:p>
+        </w:tc>
+      </w:tr>
+      <w:tr>
+        <w:tc>
+          <w:tcPr>
+            <w:tcW w:type="dxa" w:w="3278"/>
+          </w:tcPr>
+          <w:p>
+            <w:r>
+              <w:rPr>
+                <w:sz w:val="16"/>
+              </w:rPr>
+              <w:t>20-45</w:t>
+            </w:r>
+          </w:p>
+        </w:tc>
+        <w:tc>
+          <w:tcPr>
+            <w:tcW w:type="dxa" w:w="3278"/>
+          </w:tcPr>
+          <w:p>
+            <w:r>
+              <w:rPr>
+                <w:sz w:val="16"/>
+              </w:rPr>
+              <w:t>25</w:t>
+            </w:r>
+          </w:p>
+        </w:tc>
+        <w:tc>
+          <w:tcPr>
+            <w:tcW w:type="dxa" w:w="3278"/>
+          </w:tcPr>
+          <w:p>
+            <w:r>
+              <w:rPr>
+                <w:sz w:val="16"/>
+              </w:rPr>
+              <w:t>Ordered instructions</w:t>
+            </w:r>
+          </w:p>
+        </w:tc>
+      </w:tr>
+      <w:tr>
+        <w:tc>
+          <w:tcPr>
+            <w:tcW w:type="dxa" w:w="3278"/>
+          </w:tcPr>
+          <w:p>
+            <w:r>
+              <w:rPr>
+                <w:sz w:val="16"/>
+              </w:rPr>
+              <w:t>45-65</w:t>
+            </w:r>
+          </w:p>
+        </w:tc>
+        <w:tc>
+          <w:tcPr>
+            <w:tcW w:type="dxa" w:w="3278"/>
+          </w:tcPr>
+          <w:p>
+            <w:r>
+              <w:rPr>
+                <w:sz w:val="16"/>
+              </w:rPr>
+              <w:t>20</w:t>
+            </w:r>
+          </w:p>
+        </w:tc>
+        <w:tc>
+          <w:tcPr>
+            <w:tcW w:type="dxa" w:w="3278"/>
+          </w:tcPr>
+          <w:p>
+            <w:r>
+              <w:rPr>
+                <w:sz w:val="16"/>
+              </w:rPr>
+              <w:t>Observations and uncertainty</w:t>
+            </w:r>
+          </w:p>
+        </w:tc>
+      </w:tr>
+      <w:tr>
+        <w:tc>
+          <w:tcPr>
+            <w:tcW w:type="dxa" w:w="3278"/>
+          </w:tcPr>
+          <w:p>
+            <w:r>
+              <w:rPr>
+                <w:sz w:val="16"/>
+              </w:rPr>
+              <w:t>65-95</w:t>
+            </w:r>
+          </w:p>
+        </w:tc>
+        <w:tc>
+          <w:tcPr>
+            <w:tcW w:type="dxa" w:w="3278"/>
+          </w:tcPr>
+          <w:p>
+            <w:r>
+              <w:rPr>
+                <w:sz w:val="16"/>
+              </w:rPr>
+              <w:t>30</w:t>
+            </w:r>
+          </w:p>
+        </w:tc>
+        <w:tc>
+          <w:tcPr>
+            <w:tcW w:type="dxa" w:w="3278"/>
+          </w:tcPr>
+          <w:p>
+            <w:r>
+              <w:rPr>
+                <w:sz w:val="16"/>
+              </w:rPr>
+              <w:t>First Python edits</w:t>
+            </w:r>
+          </w:p>
+        </w:tc>
+      </w:tr>
+      <w:tr>
+        <w:tc>
+          <w:tcPr>
+            <w:tcW w:type="dxa" w:w="3278"/>
+          </w:tcPr>
+          <w:p>
+            <w:r>
+              <w:rPr>
+                <w:sz w:val="16"/>
+              </w:rPr>
+              <w:t>95-105</w:t>
+            </w:r>
+          </w:p>
+        </w:tc>
+        <w:tc>
+          <w:tcPr>
+            <w:tcW w:type="dxa" w:w="3278"/>
+          </w:tcPr>
+          <w:p>
+            <w:r>
+              <w:rPr>
+                <w:sz w:val="16"/>
+              </w:rPr>
+              <w:t>10</w:t>
+            </w:r>
+          </w:p>
+        </w:tc>
+        <w:tc>
+          <w:tcPr>
+            <w:tcW w:type="dxa" w:w="3278"/>
+          </w:tcPr>
+          <w:p>
+            <w:r>
+              <w:rPr>
+                <w:sz w:val="16"/>
+              </w:rPr>
+              <w:t>Break</w:t>
+            </w:r>
+          </w:p>
+        </w:tc>
+      </w:tr>
+      <w:tr>
+        <w:tc>
+          <w:tcPr>
+            <w:tcW w:type="dxa" w:w="3278"/>
+          </w:tcPr>
+          <w:p>
+            <w:r>
+              <w:rPr>
+                <w:sz w:val="16"/>
+              </w:rPr>
+              <w:t>105-120</w:t>
+            </w:r>
+          </w:p>
+        </w:tc>
+        <w:tc>
+          <w:tcPr>
+            <w:tcW w:type="dxa" w:w="3278"/>
+          </w:tcPr>
+          <w:p>
+            <w:r>
+              <w:rPr>
+                <w:sz w:val="16"/>
+              </w:rPr>
+              <w:t>15</w:t>
+            </w:r>
+          </w:p>
+        </w:tc>
+        <w:tc>
+          <w:tcPr>
+            <w:tcW w:type="dxa" w:w="3278"/>
+          </w:tcPr>
+          <w:p>
+            <w:r>
+              <w:rPr>
+                <w:sz w:val="16"/>
+              </w:rPr>
+              <w:t>Teach inspect and replay demonstration</w:t>
+            </w:r>
+          </w:p>
+        </w:tc>
+      </w:tr>
+      <w:tr>
+        <w:tc>
+          <w:tcPr>
+            <w:tcW w:type="dxa" w:w="3278"/>
+          </w:tcPr>
+          <w:p>
+            <w:r>
+              <w:rPr>
+                <w:sz w:val="16"/>
+              </w:rPr>
+              <w:t>120-165</w:t>
+            </w:r>
+          </w:p>
+        </w:tc>
+        <w:tc>
+          <w:tcPr>
+            <w:tcW w:type="dxa" w:w="3278"/>
+          </w:tcPr>
+          <w:p>
+            <w:r>
+              <w:rPr>
+                <w:sz w:val="16"/>
+              </w:rPr>
+              <w:t>45</w:t>
+            </w:r>
+          </w:p>
+        </w:tc>
+        <w:tc>
+          <w:tcPr>
+            <w:tcW w:type="dxa" w:w="3278"/>
+          </w:tcPr>
+          <w:p>
+            <w:r>
+              <w:rPr>
+                <w:sz w:val="16"/>
+              </w:rPr>
+              <w:t>Explore three stations</w:t>
+            </w:r>
+          </w:p>
+        </w:tc>
+      </w:tr>
+      <w:tr>
+        <w:tc>
+          <w:tcPr>
+            <w:tcW w:type="dxa" w:w="3278"/>
+          </w:tcPr>
+          <w:p>
+            <w:r>
+              <w:rPr>
+                <w:sz w:val="16"/>
+              </w:rPr>
+              <w:t>165-210</w:t>
+            </w:r>
+          </w:p>
+        </w:tc>
+        <w:tc>
+          <w:tcPr>
+            <w:tcW w:type="dxa" w:w="3278"/>
+          </w:tcPr>
+          <w:p>
+            <w:r>
+              <w:rPr>
+                <w:sz w:val="16"/>
+              </w:rPr>
+              <w:t>45</w:t>
+            </w:r>
+          </w:p>
+        </w:tc>
+        <w:tc>
+          <w:tcPr>
+            <w:tcW w:type="dxa" w:w="3278"/>
+          </w:tcPr>
+          <w:p>
+            <w:r>
+              <w:rPr>
+                <w:sz w:val="16"/>
+              </w:rPr>
+              <w:t>Build the physical sequence</w:t>
+            </w:r>
+          </w:p>
+        </w:tc>
+      </w:tr>
+      <w:tr>
+        <w:tc>
+          <w:tcPr>
+            <w:tcW w:type="dxa" w:w="3278"/>
+          </w:tcPr>
+          <w:p>
+            <w:r>
+              <w:rPr>
+                <w:sz w:val="16"/>
+              </w:rPr>
+              <w:t>210-230</w:t>
+            </w:r>
+          </w:p>
+        </w:tc>
+        <w:tc>
+          <w:tcPr>
+            <w:tcW w:type="dxa" w:w="3278"/>
+          </w:tcPr>
+          <w:p>
+            <w:r>
+              <w:rPr>
+                <w:sz w:val="16"/>
+              </w:rPr>
+              <w:t>20</w:t>
+            </w:r>
+          </w:p>
+        </w:tc>
+        <w:tc>
+          <w:tcPr>
+            <w:tcW w:type="dxa" w:w="3278"/>
+          </w:tcPr>
+          <w:p>
+            <w:r>
+              <w:rPr>
+                <w:sz w:val="16"/>
+              </w:rPr>
+              <w:t>Improve one failure</w:t>
+            </w:r>
+          </w:p>
+        </w:tc>
+      </w:tr>
+      <w:tr>
+        <w:tc>
+          <w:tcPr>
+            <w:tcW w:type="dxa" w:w="3278"/>
+          </w:tcPr>
+          <w:p>
+            <w:r>
+              <w:rPr>
+                <w:sz w:val="16"/>
+              </w:rPr>
+              <w:t>230-240</w:t>
+            </w:r>
+          </w:p>
+        </w:tc>
+        <w:tc>
+          <w:tcPr>
+            <w:tcW w:type="dxa" w:w="3278"/>
+          </w:tcPr>
+          <w:p>
+            <w:r>
+              <w:rPr>
+                <w:sz w:val="16"/>
+              </w:rPr>
+              <w:t>10</w:t>
+            </w:r>
+          </w:p>
+        </w:tc>
+        <w:tc>
+          <w:tcPr>
+            <w:tcW w:type="dxa" w:w="3278"/>
+          </w:tcPr>
+          <w:p>
+            <w:r>
+              <w:rPr>
+                <w:sz w:val="16"/>
+              </w:rPr>
+              <w:t>Three pair demonstrations</w:t>
+            </w:r>
+          </w:p>
+        </w:tc>
+      </w:tr>
+    </w:tbl>
+    <w:p>
+      <w:pPr>
+        <w:pStyle w:val="Heading1"/>
+      </w:pPr>
+      <w:r>
+        <w:t>Pair rotations</w:t>
+      </w:r>
+    </w:p>
+    <w:p>
+      <w:r>
+        <w:t>Each 15-minute slot includes 2 minutes to save and transition. Driver edits; observer predicts and checks. Swap roles halfway. One instructor controls the physical integration station.</w:t>
+      </w:r>
+    </w:p>
+    <w:p>
+      <w:pPr>
+        <w:pStyle w:val="Heading2"/>
+      </w:pPr>
+      <w:r>
+        <w:t>Explore three stations</w:t>
       </w:r>
     </w:p>
     <w:tbl>
@@ -45,7 +532,7 @@
               <w:rPr>
                 <w:sz w:val="16"/>
               </w:rPr>
-              <w:t>Elapsed minutes</w:t>
+              <w:t>Slot</w:t>
             </w:r>
           </w:p>
         </w:tc>
@@ -58,7 +545,7 @@
               <w:rPr>
                 <w:sz w:val="16"/>
               </w:rPr>
-              <w:t>Duration</w:t>
+              <w:t>Pair A</w:t>
             </w:r>
           </w:p>
         </w:tc>
@@ -71,7 +558,7 @@
               <w:rPr>
                 <w:sz w:val="16"/>
               </w:rPr>
-              <w:t>Activity</w:t>
+              <w:t>Pair B</w:t>
             </w:r>
           </w:p>
         </w:tc>
@@ -84,7 +571,7 @@
               <w:rPr>
                 <w:sz w:val="16"/>
               </w:rPr>
-              <w:t>Evidence of learning</w:t>
+              <w:t>Pair C</w:t>
             </w:r>
           </w:p>
         </w:tc>
@@ -99,7 +586,7 @@
               <w:rPr>
                 <w:sz w:val="16"/>
               </w:rPr>
-              <w:t>00–25</w:t>
+              <w:t>1</w:t>
             </w:r>
           </w:p>
         </w:tc>
@@ -112,7 +599,7 @@
               <w:rPr>
                 <w:sz w:val="16"/>
               </w:rPr>
-              <w:t>25 min</w:t>
+              <w:t>Arm and twin observation</w:t>
             </w:r>
           </w:p>
         </w:tc>
@@ -125,7 +612,7 @@
               <w:rPr>
                 <w:sz w:val="16"/>
               </w:rPr>
-              <w:t>Introduction and notebook demonstration</w:t>
+              <w:t>Conveyor and observation sequencing</w:t>
             </w:r>
           </w:p>
         </w:tc>
@@ -138,7 +625,7 @@
               <w:rPr>
                 <w:sz w:val="16"/>
               </w:rPr>
-              <w:t>Identify sensor, decision, actuator and feedback</w:t>
+              <w:t>Offline Blockly and Python preparation</w:t>
             </w:r>
           </w:p>
         </w:tc>
@@ -153,7 +640,7 @@
               <w:rPr>
                 <w:sz w:val="16"/>
               </w:rPr>
-              <w:t>25–35</w:t>
+              <w:t>2</w:t>
             </w:r>
           </w:p>
         </w:tc>
@@ -166,7 +653,7 @@
               <w:rPr>
                 <w:sz w:val="16"/>
               </w:rPr>
-              <w:t>10 min</w:t>
+              <w:t>Conveyor and observation sequencing</w:t>
             </w:r>
           </w:p>
         </w:tc>
@@ -179,7 +666,7 @@
               <w:rPr>
                 <w:sz w:val="16"/>
               </w:rPr>
-              <w:t>Blockly Maze levels 1–3</w:t>
+              <w:t>Offline Blockly and Python preparation</w:t>
             </w:r>
           </w:p>
         </w:tc>
@@ -192,7 +679,7 @@
               <w:rPr>
                 <w:sz w:val="16"/>
               </w:rPr>
-              <w:t>Predict a sequence and fix one wrong step; levels 4–5 optional</w:t>
+              <w:t>Arm and twin observation</w:t>
             </w:r>
           </w:p>
         </w:tc>
@@ -207,7 +694,7 @@
               <w:rPr>
                 <w:sz w:val="16"/>
               </w:rPr>
-              <w:t>35–65</w:t>
+              <w:t>3</w:t>
             </w:r>
           </w:p>
         </w:tc>
@@ -220,7 +707,7 @@
               <w:rPr>
                 <w:sz w:val="16"/>
               </w:rPr>
-              <w:t>30 min</w:t>
+              <w:t>Offline Blockly and Python preparation</w:t>
             </w:r>
           </w:p>
         </w:tc>
@@ -233,7 +720,7 @@
               <w:rPr>
                 <w:sz w:val="16"/>
               </w:rPr>
-              <w:t>A Python names, repeats and decisions</w:t>
+              <w:t>Arm and twin observation</w:t>
             </w:r>
           </w:p>
         </w:tc>
@@ -246,7 +733,85 @@
               <w:rPr>
                 <w:sz w:val="16"/>
               </w:rPr>
-              <w:t>Change one value; distinguish = from ==</w:t>
+              <w:t>Conveyor and observation sequencing</w:t>
+            </w:r>
+          </w:p>
+        </w:tc>
+      </w:tr>
+    </w:tbl>
+    <w:p>
+      <w:pPr>
+        <w:pStyle w:val="Heading2"/>
+      </w:pPr>
+      <w:r>
+        <w:t>Build the physical sequence</w:t>
+      </w:r>
+    </w:p>
+    <w:tbl>
+      <w:tblPr>
+        <w:tblStyle w:val="LightShading-Accent1"/>
+        <w:tblW w:type="auto" w:w="0"/>
+        <w:tblLook w:firstColumn="1" w:firstRow="1" w:lastColumn="0" w:lastRow="0" w:noHBand="0" w:noVBand="1" w:val="04A0"/>
+      </w:tblPr>
+      <w:tblGrid>
+        <w:gridCol w:w="2459"/>
+        <w:gridCol w:w="2459"/>
+        <w:gridCol w:w="2459"/>
+        <w:gridCol w:w="2459"/>
+      </w:tblGrid>
+      <w:tr>
+        <w:trPr>
+          <w:tblHeader/>
+        </w:trPr>
+        <w:tc>
+          <w:tcPr>
+            <w:tcW w:type="dxa" w:w="2459"/>
+          </w:tcPr>
+          <w:p>
+            <w:r>
+              <w:rPr>
+                <w:sz w:val="16"/>
+              </w:rPr>
+              <w:t>Slot</w:t>
+            </w:r>
+          </w:p>
+        </w:tc>
+        <w:tc>
+          <w:tcPr>
+            <w:tcW w:type="dxa" w:w="2459"/>
+          </w:tcPr>
+          <w:p>
+            <w:r>
+              <w:rPr>
+                <w:sz w:val="16"/>
+              </w:rPr>
+              <w:t>Pair A</w:t>
+            </w:r>
+          </w:p>
+        </w:tc>
+        <w:tc>
+          <w:tcPr>
+            <w:tcW w:type="dxa" w:w="2459"/>
+          </w:tcPr>
+          <w:p>
+            <w:r>
+              <w:rPr>
+                <w:sz w:val="16"/>
+              </w:rPr>
+              <w:t>Pair B</w:t>
+            </w:r>
+          </w:p>
+        </w:tc>
+        <w:tc>
+          <w:tcPr>
+            <w:tcW w:type="dxa" w:w="2459"/>
+          </w:tcPr>
+          <w:p>
+            <w:r>
+              <w:rPr>
+                <w:sz w:val="16"/>
+              </w:rPr>
+              <w:t>Pair C</w:t>
             </w:r>
           </w:p>
         </w:tc>
@@ -261,7 +826,7 @@
               <w:rPr>
                 <w:sz w:val="16"/>
               </w:rPr>
-              <w:t>65–85</w:t>
+              <w:t>1</w:t>
             </w:r>
           </w:p>
         </w:tc>
@@ -274,7 +839,7 @@
               <w:rPr>
                 <w:sz w:val="16"/>
               </w:rPr>
-              <w:t>20 min</w:t>
+              <w:t>Supervised fixed-fixture integration</w:t>
             </w:r>
           </w:p>
         </w:tc>
@@ -287,7 +852,7 @@
               <w:rPr>
                 <w:sz w:val="16"/>
               </w:rPr>
-              <w:t>B Teachable Machine perception</w:t>
+              <w:t>Offline sequence rehearsal</w:t>
             </w:r>
           </w:p>
         </w:tc>
@@ -300,7 +865,7 @@
               <w:rPr>
                 <w:sz w:val="16"/>
               </w:rPr>
-              <w:t>Compare red, blue and background; test changed lighting or background</w:t>
+              <w:t>Failure tests and evidence</w:t>
             </w:r>
           </w:p>
         </w:tc>
@@ -315,7 +880,7 @@
               <w:rPr>
                 <w:sz w:val="16"/>
               </w:rPr>
-              <w:t>85–95</w:t>
+              <w:t>2</w:t>
             </w:r>
           </w:p>
         </w:tc>
@@ -328,7 +893,7 @@
               <w:rPr>
                 <w:sz w:val="16"/>
               </w:rPr>
-              <w:t>10 min</w:t>
+              <w:t>Offline sequence rehearsal</w:t>
             </w:r>
           </w:p>
         </w:tc>
@@ -341,7 +906,7 @@
               <w:rPr>
                 <w:sz w:val="16"/>
               </w:rPr>
-              <w:t>Break</w:t>
+              <w:t>Failure tests and evidence</w:t>
             </w:r>
           </w:p>
         </w:tc>
@@ -354,7 +919,7 @@
               <w:rPr>
                 <w:sz w:val="16"/>
               </w:rPr>
-              <w:t>Save and assign rotation groups</w:t>
+              <w:t>Supervised fixed-fixture integration</w:t>
             </w:r>
           </w:p>
         </w:tc>
@@ -369,7 +934,7 @@
               <w:rPr>
                 <w:sz w:val="16"/>
               </w:rPr>
-              <w:t>95–140</w:t>
+              <w:t>3</w:t>
             </w:r>
           </w:p>
         </w:tc>
@@ -382,7 +947,7 @@
               <w:rPr>
                 <w:sz w:val="16"/>
               </w:rPr>
-              <w:t>45 min</w:t>
+              <w:t>Failure tests and evidence</w:t>
             </w:r>
           </w:p>
         </w:tc>
@@ -395,7 +960,7 @@
               <w:rPr>
                 <w:sz w:val="16"/>
               </w:rPr>
-              <w:t>C Three stations of 15 min</w:t>
+              <w:t>Supervised fixed-fixture integration</w:t>
             </w:r>
           </w:p>
         </w:tc>
@@ -408,195 +973,14 @@
               <w:rPr>
                 <w:sz w:val="16"/>
               </w:rPr>
-              <w:t>Robot and twin; camera and conveyor; virtual robot</w:t>
-            </w:r>
-          </w:p>
-        </w:tc>
-      </w:tr>
-      <w:tr>
-        <w:tc>
-          <w:tcPr>
-            <w:tcW w:type="dxa" w:w="2459"/>
-          </w:tcPr>
-          <w:p>
-            <w:r>
-              <w:rPr>
-                <w:sz w:val="16"/>
-              </w:rPr>
-              <w:t>140–190</w:t>
-            </w:r>
-          </w:p>
-        </w:tc>
-        <w:tc>
-          <w:tcPr>
-            <w:tcW w:type="dxa" w:w="2459"/>
-          </w:tcPr>
-          <w:p>
-            <w:r>
-              <w:rPr>
-                <w:sz w:val="16"/>
-              </w:rPr>
-              <w:t>50 min</w:t>
-            </w:r>
-          </w:p>
-        </w:tc>
-        <w:tc>
-          <w:tcPr>
-            <w:tcW w:type="dxa" w:w="2459"/>
-          </w:tcPr>
-          <w:p>
-            <w:r>
-              <w:rPr>
-                <w:sz w:val="16"/>
-              </w:rPr>
-              <w:t>D Complete sorting factory</w:t>
-            </w:r>
-          </w:p>
-        </w:tc>
-        <w:tc>
-          <w:tcPr>
-            <w:tcW w:type="dxa" w:w="2459"/>
-          </w:tcPr>
-          <w:p>
-            <w:r>
-              <w:rPr>
-                <w:sz w:val="16"/>
-              </w:rPr>
-              <w:t>Trace stop, observe, decide, sort and compare routes and totals</w:t>
-            </w:r>
-          </w:p>
-        </w:tc>
-      </w:tr>
-      <w:tr>
-        <w:tc>
-          <w:tcPr>
-            <w:tcW w:type="dxa" w:w="2459"/>
-          </w:tcPr>
-          <w:p>
-            <w:r>
-              <w:rPr>
-                <w:sz w:val="16"/>
-              </w:rPr>
-              <w:t>190–225</w:t>
-            </w:r>
-          </w:p>
-        </w:tc>
-        <w:tc>
-          <w:tcPr>
-            <w:tcW w:type="dxa" w:w="2459"/>
-          </w:tcPr>
-          <w:p>
-            <w:r>
-              <w:rPr>
-                <w:sz w:val="16"/>
-              </w:rPr>
-              <w:t>35 min</w:t>
-            </w:r>
-          </w:p>
-        </w:tc>
-        <w:tc>
-          <w:tcPr>
-            <w:tcW w:type="dxa" w:w="2459"/>
-          </w:tcPr>
-          <w:p>
-            <w:r>
-              <w:rPr>
-                <w:sz w:val="16"/>
-              </w:rPr>
-              <w:t>E Challenges: Blockly automation or notebook</w:t>
-            </w:r>
-          </w:p>
-        </w:tc>
-        <w:tc>
-          <w:tcPr>
-            <w:tcW w:type="dxa" w:w="2459"/>
-          </w:tcPr>
-          <w:p>
-            <w:r>
-              <w:rPr>
-                <w:sz w:val="16"/>
-              </w:rPr>
-              <w:t>Build and test a rule or sequence; save and explain the evidence</w:t>
-            </w:r>
-          </w:p>
-        </w:tc>
-      </w:tr>
-      <w:tr>
-        <w:tc>
-          <w:tcPr>
-            <w:tcW w:type="dxa" w:w="2459"/>
-          </w:tcPr>
-          <w:p>
-            <w:r>
-              <w:rPr>
-                <w:sz w:val="16"/>
-              </w:rPr>
-              <w:t>225–240</w:t>
-            </w:r>
-          </w:p>
-        </w:tc>
-        <w:tc>
-          <w:tcPr>
-            <w:tcW w:type="dxa" w:w="2459"/>
-          </w:tcPr>
-          <w:p>
-            <w:r>
-              <w:rPr>
-                <w:sz w:val="16"/>
-              </w:rPr>
-              <w:t>15 min</w:t>
-            </w:r>
-          </w:p>
-        </w:tc>
-        <w:tc>
-          <w:tcPr>
-            <w:tcW w:type="dxa" w:w="2459"/>
-          </w:tcPr>
-          <w:p>
-            <w:r>
-              <w:rPr>
-                <w:sz w:val="16"/>
-              </w:rPr>
-              <w:t>Demos and reflection</w:t>
-            </w:r>
-          </w:p>
-        </w:tc>
-        <w:tc>
-          <w:tcPr>
-            <w:tcW w:type="dxa" w:w="2459"/>
-          </w:tcPr>
-          <w:p>
-            <w:r>
-              <w:rPr>
-                <w:sz w:val="16"/>
-              </w:rPr>
-              <w:t>Show one change, one result and one real-world limitation</w:t>
+              <w:t>Offline sequence rehearsal</w:t>
             </w:r>
           </w:p>
         </w:tc>
       </w:tr>
     </w:tbl>
-    <w:p>
-      <w:r>
-        <w:t>Total 240 minutes including transitions. At each rotation use 2 minutes to explain, 9 to try, 3 to explain a result and 1 to save and rotate. Three groups rotate in opposite starting positions: group 1 robot → camera → virtual; group 2 camera → virtual → robot; group 3 virtual → robot → camera.</w:t>
-      </w:r>
-    </w:p>
-    <w:p>
-      <w:r>
-        <w:t>The robot station uses Robot_Candy_Factory_Live_SO101.ipynb. Its default data are invented DEMO examples. A separately launched LIVE mode reads existing ROS topics only; the instructor controls physical enable, mode and stop using the RViz operations panel. The virtual station uses the short command sequence in the student notebook. The camera station combines observation uncertainty with paper conveyor sequencing; only the instructor demonstrates qualified hardware.</w:t>
-      </w:r>
-    </w:p>
-    <w:p>
-      <w:r>
-        <w:t>For the 190–225 minute challenge, pairs can choose the offline Blockly factory or the notebook challenges. The Blockly task is to predict and run, change the sequence, add color branches, then test unknown and save the result. Start in simulation on every laptop. During their supervised robot rotation or allocated challenge time, pairs can follow the physical automation milestones: teach a fixed-jaw stroke using the leader, record the follower, replay once, then add an approved EV3 action. This replaces time within those slots; it adds no extra lesson slot. Dispensing, jaw control and payload pick/place each require their own commissioning. See the instructor Blockly guide.</w:t>
-      </w:r>
-    </w:p>
-    <w:p>
-      <w:r>
-        <w:t>Use the worksheet to record answers; use the student notebook for explanations. External sites and their offline alternatives are in workshop-resources.md. The handbook reproduces the notebook text and code; build_notebooks.py is its source generator. Integrated physical sorting remains subject to the station's commissioning and acceptance evidence, independently of the notebook tests.</w:t>
-      </w:r>
-    </w:p>
     <w:sectPr>
+      <w:footerReference w:type="default" r:id="rId9"/>
       <w:pgSz w:w="11909" w:h="16834"/>
       <w:pgMar w:top="936" w:right="1037" w:bottom="936" w:left="1037" w:header="720" w:footer="720" w:gutter="0"/>
       <w:cols w:space="720"/>
@@ -604,6 +988,18 @@
     </w:sectPr>
   </w:body>
 </w:document>
+</file>
+
+<file path=word/footer1.xml><?xml version="1.0" encoding="utf-8"?>
+<w:ftr xmlns:m="http://schemas.openxmlformats.org/officeDocument/2006/math" xmlns:mc="http://schemas.openxmlformats.org/markup-compatibility/2006" xmlns:mo="http://schemas.microsoft.com/office/mac/office/2008/main" xmlns:mv="urn:schemas-microsoft-com:mac:vml" xmlns:o="urn:schemas-microsoft-com:office:office" xmlns:r="http://schemas.openxmlformats.org/officeDocument/2006/relationships" xmlns:v="urn:schemas-microsoft-com:vml" xmlns:w10="urn:schemas-microsoft-com:office:word" xmlns:w14="http://schemas.microsoft.com/office/word/2010/wordml" xmlns:w="http://schemas.openxmlformats.org/wordprocessingml/2006/main" xmlns:wne="http://schemas.microsoft.com/office/word/2006/wordml" xmlns:wp14="http://schemas.microsoft.com/office/word/2010/wordprocessingDrawing" xmlns:wp="http://schemas.openxmlformats.org/drawingml/2006/wordprocessingDrawing" xmlns:wpc="http://schemas.microsoft.com/office/word/2010/wordprocessingCanvas" xmlns:wpg="http://schemas.microsoft.com/office/word/2010/wordprocessingGroup" xmlns:wpi="http://schemas.microsoft.com/office/word/2010/wordprocessingInk" xmlns:wps="http://schemas.microsoft.com/office/word/2010/wordprocessingShape" mc:Ignorable="w14 wp14">
+  <w:p>
+    <w:pPr>
+      <w:pStyle w:val="Footer"/>
+      <w:jc w:val="right"/>
+    </w:pPr>
+    <w:fldSimple w:instr="PAGE"/>
+  </w:p>
+</w:ftr>
 </file>
 
 <file path=word/numbering.xml><?xml version="1.0" encoding="utf-8"?>
@@ -974,8 +1370,8 @@
     </w:pPr>
     <w:rPr>
       <w:rFonts w:ascii="DejaVu Sans" w:hAnsi="DejaVu Sans"/>
-      <w:color w:val="17354B"/>
-      <w:sz w:val="20"/>
+      <w:color w:val="000000"/>
+      <w:sz w:val="22"/>
     </w:rPr>
   </w:style>
   <w:style w:type="paragraph" w:styleId="Header">
@@ -1040,7 +1436,7 @@
       <w:rFonts w:asciiTheme="majorHAnsi" w:eastAsiaTheme="majorEastAsia" w:hAnsiTheme="majorHAnsi" w:cstheme="majorBidi" w:ascii="DejaVu Sans" w:hAnsi="DejaVu Sans"/>
       <w:b/>
       <w:bCs/>
-      <w:color w:val="17354B"/>
+      <w:color w:val="000000"/>
       <w:sz w:val="30"/>
       <w:szCs w:val="28"/>
     </w:rPr>
@@ -1064,7 +1460,7 @@
       <w:rFonts w:asciiTheme="majorHAnsi" w:eastAsiaTheme="majorEastAsia" w:hAnsiTheme="majorHAnsi" w:cstheme="majorBidi" w:ascii="DejaVu Sans" w:hAnsi="DejaVu Sans"/>
       <w:b/>
       <w:bCs/>
-      <w:color w:val="17354B"/>
+      <w:color w:val="000000"/>
       <w:sz w:val="24"/>
       <w:szCs w:val="26"/>
     </w:rPr>
